--- a/courses/foundations-constitutional-government/BUILD/unit1/deliverables/Unit1_Cover_Assessment_Book.docx
+++ b/courses/foundations-constitutional-government/BUILD/unit1/deliverables/Unit1_Cover_Assessment_Book.docx
@@ -56,7 +56,7 @@
                 <w:caps/>
                 <w:rFonts w:ascii="Calibri" w:cs="Calibri" w:eastAsia="Calibri" w:hAnsi="Calibri"/>
               </w:rPr>
-              <w:t xml:space="preserve">HISTORY HACK™</w:t>
+              <w:t xml:space="preserve">GOVERNMENT HACK™</w:t>
             </w:r>
           </w:p>
           <w:tbl>
@@ -699,7 +699,7 @@
                 <w:caps/>
                 <w:rFonts w:ascii="Calibri" w:cs="Calibri" w:eastAsia="Calibri" w:hAnsi="Calibri"/>
               </w:rPr>
-              <w:t xml:space="preserve">U.S. HISTORY HACK™   </w:t>
+              <w:t xml:space="preserve">U.S. GOVERNMENT HACK™   </w:t>
             </w:r>
             <w:r>
               <w:rPr>
@@ -851,7 +851,7 @@
                 <w:caps/>
                 <w:rFonts w:ascii="Calibri" w:cs="Calibri" w:eastAsia="Calibri" w:hAnsi="Calibri"/>
               </w:rPr>
-              <w:t xml:space="preserve">U.S. HISTORY HACK™</w:t>
+              <w:t xml:space="preserve">U.S. GOVERNMENT HACK™</w:t>
             </w:r>
           </w:p>
           <w:p>
@@ -1227,7 +1227,7 @@
           <w:caps w:val="false"/>
           <w:rFonts w:ascii="Calibri" w:cs="Calibri" w:eastAsia="Calibri" w:hAnsi="Calibri"/>
         </w:rPr>
-        <w:t xml:space="preserve">Every item is pulled from the History Hack question bank; positions de-biased and synced across surfaces.</w:t>
+        <w:t xml:space="preserve">Every item is pulled from the Government Hack question bank; positions de-biased and synced across surfaces.</w:t>
       </w:r>
     </w:p>
     <w:p>
@@ -1694,7 +1694,7 @@
           <w:caps w:val="false"/>
           <w:rFonts w:ascii="Calibri" w:cs="Calibri" w:eastAsia="Calibri" w:hAnsi="Calibri"/>
         </w:rPr>
-        <w:t xml:space="preserve">Part of the History Hack™ Course Standard series — a complete, standards-aligned system: Student Workbook · Teacher Edition · Student &amp; Teacher Slide Decks · Graphic Organizer Toolkit · Unit Assessment Book.</w:t>
+        <w:t xml:space="preserve">Part of the Government Hack™ Course Standard series — a complete, standards-aligned system: Student Workbook · Teacher Edition · Student &amp; Teacher Slide Decks · Graphic Organizer Toolkit · Unit Assessment Book.</w:t>
       </w:r>
     </w:p>
     <w:tbl>
@@ -1768,7 +1768,7 @@
                 <w:caps w:val="false"/>
                 <w:rFonts w:ascii="Calibri" w:cs="Calibri" w:eastAsia="Calibri" w:hAnsi="Calibri"/>
               </w:rPr>
-              <w:t xml:space="preserve">History Hack™  ·  Course Standard (Platinum) Edition  ·  Teacher Edition</w:t>
+              <w:t xml:space="preserve">Government Hack™  ·  Course Standard (Platinum) Edition  ·  Teacher Edition</w:t>
             </w:r>
           </w:p>
           <w:p>
@@ -1788,7 +1788,7 @@
                 <w:caps w:val="false"/>
                 <w:rFonts w:ascii="Calibri" w:cs="Calibri" w:eastAsia="Calibri" w:hAnsi="Calibri"/>
               </w:rPr>
-              <w:t xml:space="preserve">© 2026 TroopToTeacher Technologies LLC. All rights reserved. History Hack™ is a trademark of TroopToTeacher Technologies LLC. No part of this book may be reproduced without written permission, except as licensed for classroom use.</w:t>
+              <w:t xml:space="preserve">© 2026 TroopToTeacher Technologies LLC. All rights reserved. Government Hack™ is a trademark of TroopToTeacher Technologies LLC. No part of this book may be reproduced without written permission, except as licensed for classroom use.</w:t>
             </w:r>
           </w:p>
           <w:p>
@@ -2133,7 +2133,7 @@
                 <w:caps w:val="false"/>
                 <w:rFonts w:ascii="Calibri" w:cs="Calibri" w:eastAsia="Calibri" w:hAnsi="Calibri"/>
               </w:rPr>
-              <w:t xml:space="preserve">History Hack™ — Unit 1: Foundations of Constitutional Government · Assessment Book (Teacher)</w:t>
+              <w:t xml:space="preserve">Government Hack™ — Unit 1: Foundations of Constitutional Government · Assessment Book (Teacher)</w:t>
             </w:r>
           </w:p>
         </w:tc>
@@ -2227,7 +2227,7 @@
                 <w:caps w:val="false"/>
                 <w:rFonts w:ascii="Calibri" w:cs="Calibri" w:eastAsia="Calibri" w:hAnsi="Calibri"/>
               </w:rPr>
-              <w:t xml:space="preserve">History Hack™ Course Standard (Platinum) Edition</w:t>
+              <w:t xml:space="preserve">Government Hack™ Course Standard (Platinum) Edition</w:t>
             </w:r>
           </w:p>
         </w:tc>
@@ -3304,7 +3304,7 @@
           <w:caps w:val="false"/>
           <w:rFonts w:ascii="Calibri" w:cs="Calibri" w:eastAsia="Calibri" w:hAnsi="Calibri"/>
         </w:rPr>
-        <w:t xml:space="preserve">The Unit 1 Assessment Book gives you a formative checkpoint for each standard, two parallel summative forms (A and B) for pre/post or retakes, and a full teacher answer key with item analysis and reteach routing. Every item is drawn from the History Hack question bank, de-biased, and labeled classroom-formative · pre-field-test. Reproduce the student sections; keep the key section for yourself.</w:t>
+        <w:t xml:space="preserve">The Unit 1 Assessment Book gives you a formative checkpoint for each standard, two parallel summative forms (A and B) for pre/post or retakes, and a full teacher answer key with item analysis and reteach routing. Every item is drawn from the Government Hack question bank, de-biased, and labeled classroom-formative · pre-field-test. Reproduce the student sections; keep the key section for yourself.</w:t>
       </w:r>
     </w:p>
     <w:sectPr>

--- a/courses/foundations-constitutional-government/BUILD/unit1/deliverables/Unit1_Cover_Assessment_Book.docx
+++ b/courses/foundations-constitutional-government/BUILD/unit1/deliverables/Unit1_Cover_Assessment_Book.docx
@@ -56,7 +56,7 @@
                 <w:caps/>
                 <w:rFonts w:ascii="Calibri" w:cs="Calibri" w:eastAsia="Calibri" w:hAnsi="Calibri"/>
               </w:rPr>
-              <w:t xml:space="preserve">GOVERNMENT HACK™</w:t>
+              <w:t xml:space="preserve">Government Hack™</w:t>
             </w:r>
           </w:p>
           <w:tbl>
@@ -147,8 +147,8 @@
                 <w:i w:val="false"/>
                 <w:iCs w:val="false"/>
                 <w:color w:val="FFFFFF"/>
-                <w:sz w:val="40"/>
-                <w:szCs w:val="40"/>
+                <w:sz w:val="54"/>
+                <w:szCs w:val="54"/>
                 <w:caps/>
                 <w:rFonts w:ascii="Calibri" w:cs="Calibri" w:eastAsia="Calibri" w:hAnsi="Calibri"/>
               </w:rPr>
@@ -167,8 +167,8 @@
                 <w:i w:val="false"/>
                 <w:iCs w:val="false"/>
                 <w:color w:val="C89B3C"/>
-                <w:sz w:val="40"/>
-                <w:szCs w:val="40"/>
+                <w:sz w:val="54"/>
+                <w:szCs w:val="54"/>
                 <w:caps/>
                 <w:rFonts w:ascii="Calibri" w:cs="Calibri" w:eastAsia="Calibri" w:hAnsi="Calibri"/>
               </w:rPr>
@@ -216,12 +216,13 @@
                 <w:caps w:val="false"/>
                 <w:rFonts w:ascii="Calibri" w:cs="Calibri" w:eastAsia="Calibri" w:hAnsi="Calibri"/>
               </w:rPr>
-              <w:t xml:space="preserve">  Unit 1  ·  High-School Government &amp; Civics  ·  Standards-Aligned  </w:t>
-            </w:r>
-          </w:p>
-          <w:p>
-            <w:pPr>
-              <w:spacing w:after="120"/>
+              <w:t xml:space="preserve">  Unit 1  ·  High-School U.S. Government &amp; Civics  ·  Standards-Aligned  </w:t>
+            </w:r>
+          </w:p>
+          <w:p>
+            <w:pPr>
+              <w:spacing w:before="120" w:after="120"/>
+              <w:jc w:val="center"/>
             </w:pPr>
             <w:r>
               <w:rPr>
@@ -230,11 +231,12 @@
                 <w:i w:val="false"/>
                 <w:iCs w:val="false"/>
                 <w:color w:val="1A1A1A"/>
-                <w:sz w:val="2"/>
-                <w:szCs w:val="2"/>
-                <w:caps w:val="false"/>
-                <w:rFonts w:ascii="Calibri" w:cs="Calibri" w:eastAsia="Calibri" w:hAnsi="Calibri"/>
-              </w:rPr>
+                <w:sz w:val="10"/>
+                <w:szCs w:val="10"/>
+                <w:caps w:val="false"/>
+                <w:rFonts w:ascii="Calibri" w:cs="Calibri" w:eastAsia="Calibri" w:hAnsi="Calibri"/>
+              </w:rPr>
+              <w:t xml:space="preserve"> </w:t>
             </w:r>
           </w:p>
           <w:tbl>
@@ -699,7 +701,7 @@
                 <w:caps/>
                 <w:rFonts w:ascii="Calibri" w:cs="Calibri" w:eastAsia="Calibri" w:hAnsi="Calibri"/>
               </w:rPr>
-              <w:t xml:space="preserve">U.S. GOVERNMENT HACK™   </w:t>
+              <w:t xml:space="preserve">Government Hack™   </w:t>
             </w:r>
             <w:r>
               <w:rPr>
@@ -851,7 +853,7 @@
                 <w:caps/>
                 <w:rFonts w:ascii="Calibri" w:cs="Calibri" w:eastAsia="Calibri" w:hAnsi="Calibri"/>
               </w:rPr>
-              <w:t xml:space="preserve">U.S. GOVERNMENT HACK™</w:t>
+              <w:t xml:space="preserve">Government Hack™</w:t>
             </w:r>
           </w:p>
           <w:p>
@@ -1227,7 +1229,7 @@
           <w:caps w:val="false"/>
           <w:rFonts w:ascii="Calibri" w:cs="Calibri" w:eastAsia="Calibri" w:hAnsi="Calibri"/>
         </w:rPr>
-        <w:t xml:space="preserve">Every item is pulled from the Government Hack question bank; positions de-biased and synced across surfaces.</w:t>
+        <w:t xml:space="preserve">Every item is pulled from the History Hack question bank; positions de-biased and synced across surfaces.</w:t>
       </w:r>
     </w:p>
     <w:p>
@@ -1295,7 +1297,7 @@
           <w:caps/>
           <w:rFonts w:ascii="Calibri" w:cs="Calibri" w:eastAsia="Calibri" w:hAnsi="Calibri"/>
         </w:rPr>
-        <w:t xml:space="preserve">INSIDE THIS UNIT — each of the nine standards</w:t>
+        <w:t xml:space="preserve">INSIDE THIS UNIT — each standard</w:t>
       </w:r>
     </w:p>
     <w:tbl>
@@ -3073,7 +3075,7 @@
                 <w:caps w:val="false"/>
                 <w:rFonts w:ascii="Calibri" w:cs="Calibri" w:eastAsia="Calibri" w:hAnsi="Calibri"/>
               </w:rPr>
-              <w:t xml:space="preserve">Grades 9–12 · Government &amp; Civics</w:t>
+              <w:t xml:space="preserve">Grades 9–12 · U.S. Government &amp; Civics</w:t>
             </w:r>
           </w:p>
         </w:tc>
@@ -3261,7 +3263,7 @@
                 <w:caps w:val="false"/>
                 <w:rFonts w:ascii="Calibri" w:cs="Calibri" w:eastAsia="Calibri" w:hAnsi="Calibri"/>
               </w:rPr>
-              <w:t xml:space="preserve">assessment, formative, summative, parallel forms, item analysis, reteach, DOK, reporting category, government and civics, standards-aligned</w:t>
+              <w:t xml:space="preserve">assessment, formative, summative, parallel forms, item analysis, reteach, DOK, reporting category, U.S. history, TCAP</w:t>
             </w:r>
           </w:p>
         </w:tc>
@@ -3304,7 +3306,7 @@
           <w:caps w:val="false"/>
           <w:rFonts w:ascii="Calibri" w:cs="Calibri" w:eastAsia="Calibri" w:hAnsi="Calibri"/>
         </w:rPr>
-        <w:t xml:space="preserve">The Unit 1 Assessment Book gives you a formative checkpoint for each standard, two parallel summative forms (A and B) for pre/post or retakes, and a full teacher answer key with item analysis and reteach routing. Every item is drawn from the Government Hack question bank, de-biased, and labeled classroom-formative · pre-field-test. Reproduce the student sections; keep the key section for yourself.</w:t>
+        <w:t xml:space="preserve">The Unit 1 Assessment Book gives you a formative checkpoint for each standard, two parallel summative forms (A and B) for pre/post or retakes, and a full teacher answer key with item analysis and reteach routing. Every item is drawn from the History Hack question bank, de-biased, and labeled classroom-formative · pre-field-test. Reproduce the student sections; keep the key section for yourself.</w:t>
       </w:r>
     </w:p>
     <w:sectPr>

--- a/courses/foundations-constitutional-government/BUILD/unit1/deliverables/Unit1_Cover_Assessment_Book.docx
+++ b/courses/foundations-constitutional-government/BUILD/unit1/deliverables/Unit1_Cover_Assessment_Book.docx
@@ -1229,7 +1229,7 @@
           <w:caps w:val="false"/>
           <w:rFonts w:ascii="Calibri" w:cs="Calibri" w:eastAsia="Calibri" w:hAnsi="Calibri"/>
         </w:rPr>
-        <w:t xml:space="preserve">Every item is pulled from the History Hack question bank; positions de-biased and synced across surfaces.</w:t>
+        <w:t xml:space="preserve">Every item is pulled from the Government Hack question bank; positions de-biased and synced across surfaces.</w:t>
       </w:r>
     </w:p>
     <w:p>
@@ -3263,7 +3263,7 @@
                 <w:caps w:val="false"/>
                 <w:rFonts w:ascii="Calibri" w:cs="Calibri" w:eastAsia="Calibri" w:hAnsi="Calibri"/>
               </w:rPr>
-              <w:t xml:space="preserve">assessment, formative, summative, parallel forms, item analysis, reteach, DOK, reporting category, U.S. history, TCAP</w:t>
+              <w:t xml:space="preserve">assessment, formative, summative, parallel forms, item analysis, reteach, DOK, reporting category, U.S. Government &amp; Civics, TCAP</w:t>
             </w:r>
           </w:p>
         </w:tc>
@@ -3306,7 +3306,7 @@
           <w:caps w:val="false"/>
           <w:rFonts w:ascii="Calibri" w:cs="Calibri" w:eastAsia="Calibri" w:hAnsi="Calibri"/>
         </w:rPr>
-        <w:t xml:space="preserve">The Unit 1 Assessment Book gives you a formative checkpoint for each standard, two parallel summative forms (A and B) for pre/post or retakes, and a full teacher answer key with item analysis and reteach routing. Every item is drawn from the History Hack question bank, de-biased, and labeled classroom-formative · pre-field-test. Reproduce the student sections; keep the key section for yourself.</w:t>
+        <w:t xml:space="preserve">The Unit 1 Assessment Book gives you a formative checkpoint for each standard, two parallel summative forms (A and B) for pre/post or retakes, and a full teacher answer key with item analysis and reteach routing. Every item is drawn from the Government Hack question bank, de-biased, and labeled classroom-formative · pre-field-test. Reproduce the student sections; keep the key section for yourself.</w:t>
       </w:r>
     </w:p>
     <w:sectPr>
